--- a/lessons/2-12-catchup/homework.docx
+++ b/lessons/2-12-catchup/homework.docx
@@ -115,7 +115,7 @@
           <wp:inline distT="0" distB="0" distL="0" distR="0">
             <wp:extent cx="1047750" cy="790575"/>
             <wp:effectExtent t="0" r="0" b="0" l="0"/>
-            <wp:docPr id="1" name="" descr="" title=""/>
+            <wp:docPr id="1" name="Box Plot" descr="Picture illustrating the vocabulary word &quot;Box Plot&quot;" title="Box Plot"/>
             <wp:cNvGraphicFramePr>
               <a:graphicFrameLocks xmlns:a="http://schemas.openxmlformats.org/drawingml/2006/main" noChangeAspect="1"/>
             </wp:cNvGraphicFramePr>
@@ -161,10 +161,10 @@
           <w:b/>
           <w:bCs/>
         </w:rPr>
-        <w:t xml:space="preserve">Display Data with Box Plots (Representar datos con diagramas de caja)</w:t>
-      </w:r>
-      <w:r>
-        <w:t xml:space="preserve"> — Show a data set's five-number summary in a box-and-whisker display.</w:t>
+        <w:t xml:space="preserve">Box Plot (Diagrama de caja)</w:t>
+      </w:r>
+      <w:r>
+        <w:t xml:space="preserve"> — A graph that shows how data is spread using five key numbers.</w:t>
       </w:r>
     </w:p>
     <w:p>
@@ -178,7 +178,7 @@
           <wp:inline distT="0" distB="0" distL="0" distR="0">
             <wp:extent cx="1047750" cy="790575"/>
             <wp:effectExtent t="0" r="0" b="0" l="0"/>
-            <wp:docPr id="1" name="" descr="" title=""/>
+            <wp:docPr id="1" name="Median" descr="Picture illustrating the vocabulary word &quot;Median&quot;" title="Median"/>
             <wp:cNvGraphicFramePr>
               <a:graphicFrameLocks xmlns:a="http://schemas.openxmlformats.org/drawingml/2006/main" noChangeAspect="1"/>
             </wp:cNvGraphicFramePr>
@@ -224,10 +224,10 @@
           <w:b/>
           <w:bCs/>
         </w:rPr>
-        <w:t xml:space="preserve">Box Plot (Diagrama de caja)</w:t>
-      </w:r>
-      <w:r>
-        <w:t xml:space="preserve"> — A graph that shows how data is spread using five key numbers.</w:t>
+        <w:t xml:space="preserve">Median (Mediana)</w:t>
+      </w:r>
+      <w:r>
+        <w:t xml:space="preserve"> — The middle number when you put them in order.</w:t>
       </w:r>
     </w:p>
     <w:p>
@@ -241,7 +241,7 @@
           <wp:inline distT="0" distB="0" distL="0" distR="0">
             <wp:extent cx="1047750" cy="790575"/>
             <wp:effectExtent t="0" r="0" b="0" l="0"/>
-            <wp:docPr id="1" name="" descr="" title=""/>
+            <wp:docPr id="1" name="Quartile" descr="Picture illustrating the vocabulary word &quot;Quartile&quot;" title="Quartile"/>
             <wp:cNvGraphicFramePr>
               <a:graphicFrameLocks xmlns:a="http://schemas.openxmlformats.org/drawingml/2006/main" noChangeAspect="1"/>
             </wp:cNvGraphicFramePr>
@@ -287,10 +287,10 @@
           <w:b/>
           <w:bCs/>
         </w:rPr>
-        <w:t xml:space="preserve">Median (Mediana)</w:t>
-      </w:r>
-      <w:r>
-        <w:t xml:space="preserve"> — The middle number when you put them in order.</w:t>
+        <w:t xml:space="preserve">Quartile (Cuartil)</w:t>
+      </w:r>
+      <w:r>
+        <w:t xml:space="preserve"> — Numbers that split the data into four equal parts.</w:t>
       </w:r>
     </w:p>
     <w:p>
@@ -304,7 +304,7 @@
           <wp:inline distT="0" distB="0" distL="0" distR="0">
             <wp:extent cx="1047750" cy="790575"/>
             <wp:effectExtent t="0" r="0" b="0" l="0"/>
-            <wp:docPr id="1" name="" descr="" title=""/>
+            <wp:docPr id="1" name="Interquartile Range" descr="Picture illustrating the vocabulary word &quot;Interquartile Range&quot;" title="Interquartile Range"/>
             <wp:cNvGraphicFramePr>
               <a:graphicFrameLocks xmlns:a="http://schemas.openxmlformats.org/drawingml/2006/main" noChangeAspect="1"/>
             </wp:cNvGraphicFramePr>
@@ -350,10 +350,10 @@
           <w:b/>
           <w:bCs/>
         </w:rPr>
-        <w:t xml:space="preserve">Quartile (Cuartil)</w:t>
-      </w:r>
-      <w:r>
-        <w:t xml:space="preserve"> — Numbers that split the data into four equal parts.</w:t>
+        <w:t xml:space="preserve">Interquartile Range (Rango intercuartílico)</w:t>
+      </w:r>
+      <w:r>
+        <w:t xml:space="preserve"> — The spread of the middle half of the data (Q3 − Q1).</w:t>
       </w:r>
     </w:p>
     <w:p>
@@ -367,7 +367,7 @@
           <wp:inline distT="0" distB="0" distL="0" distR="0">
             <wp:extent cx="1047750" cy="790575"/>
             <wp:effectExtent t="0" r="0" b="0" l="0"/>
-            <wp:docPr id="1" name="" descr="" title=""/>
+            <wp:docPr id="1" name="Data distribution" descr="Picture illustrating the vocabulary word &quot;Data distribution&quot;" title="Data distribution"/>
             <wp:cNvGraphicFramePr>
               <a:graphicFrameLocks xmlns:a="http://schemas.openxmlformats.org/drawingml/2006/main" noChangeAspect="1"/>
             </wp:cNvGraphicFramePr>
@@ -413,10 +413,10 @@
           <w:b/>
           <w:bCs/>
         </w:rPr>
-        <w:t xml:space="preserve">Interquartile Range (Rango intercuartílico)</w:t>
-      </w:r>
-      <w:r>
-        <w:t xml:space="preserve"> — The spread of the middle half of the data (Q3 − Q1).</w:t>
+        <w:t xml:space="preserve">Data distribution (Distribución de datos)</w:t>
+      </w:r>
+      <w:r>
+        <w:t xml:space="preserve"> — How the data looks: where it sits and how spread out it is.</w:t>
       </w:r>
     </w:p>
     <w:p>
@@ -430,7 +430,7 @@
           <wp:inline distT="0" distB="0" distL="0" distR="0">
             <wp:extent cx="1047750" cy="790575"/>
             <wp:effectExtent t="0" r="0" b="0" l="0"/>
-            <wp:docPr id="1" name="" descr="" title=""/>
+            <wp:docPr id="1" name="Variability" descr="Picture illustrating the vocabulary word &quot;Variability&quot;" title="Variability"/>
             <wp:cNvGraphicFramePr>
               <a:graphicFrameLocks xmlns:a="http://schemas.openxmlformats.org/drawingml/2006/main" noChangeAspect="1"/>
             </wp:cNvGraphicFramePr>
@@ -476,10 +476,10 @@
           <w:b/>
           <w:bCs/>
         </w:rPr>
-        <w:t xml:space="preserve">Data distribution (Distribución de datos)</w:t>
-      </w:r>
-      <w:r>
-        <w:t xml:space="preserve"> — How the data looks: where it sits and how spread out it is.</w:t>
+        <w:t xml:space="preserve">Variability (Variabilidad)</w:t>
+      </w:r>
+      <w:r>
+        <w:t xml:space="preserve"> — How spread out the numbers are.</w:t>
       </w:r>
     </w:p>
     <w:p>
@@ -493,7 +493,7 @@
           <wp:inline distT="0" distB="0" distL="0" distR="0">
             <wp:extent cx="1047750" cy="790575"/>
             <wp:effectExtent t="0" r="0" b="0" l="0"/>
-            <wp:docPr id="1" name="" descr="" title=""/>
+            <wp:docPr id="1" name="Range and Interquartile Range" descr="Picture illustrating the vocabulary word &quot;Range and Interquartile Range&quot;" title="Range and Interquartile Range"/>
             <wp:cNvGraphicFramePr>
               <a:graphicFrameLocks xmlns:a="http://schemas.openxmlformats.org/drawingml/2006/main" noChangeAspect="1"/>
             </wp:cNvGraphicFramePr>
@@ -539,10 +539,10 @@
           <w:b/>
           <w:bCs/>
         </w:rPr>
-        <w:t xml:space="preserve">Variability (Variabilidad)</w:t>
-      </w:r>
-      <w:r>
-        <w:t xml:space="preserve"> — How spread out the numbers are.</w:t>
+        <w:t xml:space="preserve">Range and Interquartile Range (Rango y rango intercuartílico)</w:t>
+      </w:r>
+      <w:r>
+        <w:t xml:space="preserve"> — Two numbers that describe spread: the range covers all the data, and the interquartile range covers only the middle half.</w:t>
       </w:r>
     </w:p>
     <w:p>
@@ -556,70 +556,7 @@
           <wp:inline distT="0" distB="0" distL="0" distR="0">
             <wp:extent cx="1047750" cy="790575"/>
             <wp:effectExtent t="0" r="0" b="0" l="0"/>
-            <wp:docPr id="1" name="" descr="" title=""/>
-            <wp:cNvGraphicFramePr>
-              <a:graphicFrameLocks xmlns:a="http://schemas.openxmlformats.org/drawingml/2006/main" noChangeAspect="1"/>
-            </wp:cNvGraphicFramePr>
-            <a:graphic xmlns:a="http://schemas.openxmlformats.org/drawingml/2006/main">
-              <a:graphicData uri="http://schemas.openxmlformats.org/drawingml/2006/picture">
-                <pic:pic xmlns:pic="http://schemas.openxmlformats.org/drawingml/2006/picture">
-                  <pic:nvPicPr>
-                    <pic:cNvPr id="0" name="" descr=""/>
-                    <pic:cNvPicPr>
-                      <a:picLocks noChangeAspect="1" noChangeArrowheads="1"/>
-                    </pic:cNvPicPr>
-                  </pic:nvPicPr>
-                  <pic:blipFill>
-                    <a:blip r:embed="rId7" cstate="none"/>
-                    <a:srcRect/>
-                    <a:stretch>
-                      <a:fillRect/>
-                    </a:stretch>
-                  </pic:blipFill>
-                  <pic:spPr bwMode="auto">
-                    <a:xfrm>
-                      <a:off x="0" y="0"/>
-                      <a:ext cx="1047750" cy="790575"/>
-                    </a:xfrm>
-                    <a:prstGeom prst="rect">
-                      <a:avLst/>
-                    </a:prstGeom>
-                  </pic:spPr>
-                </pic:pic>
-              </a:graphicData>
-            </a:graphic>
-          </wp:inline>
-        </w:drawing>
-      </w:r>
-    </w:p>
-    <w:p>
-      <w:pPr>
-        <w:keepNext/>
-        <w:spacing w:after="120"/>
-      </w:pPr>
-      <w:r>
-        <w:rPr>
-          <w:b/>
-          <w:bCs/>
-        </w:rPr>
-        <w:t xml:space="preserve">Range and Interquartile Range (Rango y rango intercuartílico)</w:t>
-      </w:r>
-      <w:r>
-        <w:t xml:space="preserve"> — Two numbers that describe spread: the range covers all the data, and the interquartile range covers only the middle half.</w:t>
-      </w:r>
-    </w:p>
-    <w:p>
-      <w:pPr>
-        <w:keepNext/>
-        <w:spacing w:after="20" w:before="80"/>
-        <w:jc w:val="center"/>
-      </w:pPr>
-      <w:r>
-        <w:drawing>
-          <wp:inline distT="0" distB="0" distL="0" distR="0">
-            <wp:extent cx="1047750" cy="790575"/>
-            <wp:effectExtent t="0" r="0" b="0" l="0"/>
-            <wp:docPr id="1" name="" descr="" title=""/>
+            <wp:docPr id="1" name="Divide Multi-Digit Numbers" descr="Picture illustrating the vocabulary word &quot;Divide Multi-Digit Numbers&quot;" title="Divide Multi-Digit Numbers"/>
             <wp:cNvGraphicFramePr>
               <a:graphicFrameLocks xmlns:a="http://schemas.openxmlformats.org/drawingml/2006/main" noChangeAspect="1"/>
             </wp:cNvGraphicFramePr>
@@ -682,70 +619,7 @@
           <wp:inline distT="0" distB="0" distL="0" distR="0">
             <wp:extent cx="1047750" cy="790575"/>
             <wp:effectExtent t="0" r="0" b="0" l="0"/>
-            <wp:docPr id="1" name="" descr="" title=""/>
-            <wp:cNvGraphicFramePr>
-              <a:graphicFrameLocks xmlns:a="http://schemas.openxmlformats.org/drawingml/2006/main" noChangeAspect="1"/>
-            </wp:cNvGraphicFramePr>
-            <a:graphic xmlns:a="http://schemas.openxmlformats.org/drawingml/2006/main">
-              <a:graphicData uri="http://schemas.openxmlformats.org/drawingml/2006/picture">
-                <pic:pic xmlns:pic="http://schemas.openxmlformats.org/drawingml/2006/picture">
-                  <pic:nvPicPr>
-                    <pic:cNvPr id="0" name="" descr=""/>
-                    <pic:cNvPicPr>
-                      <a:picLocks noChangeAspect="1" noChangeArrowheads="1"/>
-                    </pic:cNvPicPr>
-                  </pic:nvPicPr>
-                  <pic:blipFill>
-                    <a:blip r:embed="rId14" cstate="none"/>
-                    <a:srcRect/>
-                    <a:stretch>
-                      <a:fillRect/>
-                    </a:stretch>
-                  </pic:blipFill>
-                  <pic:spPr bwMode="auto">
-                    <a:xfrm>
-                      <a:off x="0" y="0"/>
-                      <a:ext cx="1047750" cy="790575"/>
-                    </a:xfrm>
-                    <a:prstGeom prst="rect">
-                      <a:avLst/>
-                    </a:prstGeom>
-                  </pic:spPr>
-                </pic:pic>
-              </a:graphicData>
-            </a:graphic>
-          </wp:inline>
-        </w:drawing>
-      </w:r>
-    </w:p>
-    <w:p>
-      <w:pPr>
-        <w:keepNext/>
-        <w:spacing w:after="120"/>
-      </w:pPr>
-      <w:r>
-        <w:rPr>
-          <w:b/>
-          <w:bCs/>
-        </w:rPr>
-        <w:t xml:space="preserve">Divide Decimals (Dividir decimales)</w:t>
-      </w:r>
-      <w:r>
-        <w:t xml:space="preserve"> — Find a quotient with decimals by making the divisor a whole number first.</w:t>
-      </w:r>
-    </w:p>
-    <w:p>
-      <w:pPr>
-        <w:keepNext/>
-        <w:spacing w:after="20" w:before="80"/>
-        <w:jc w:val="center"/>
-      </w:pPr>
-      <w:r>
-        <w:drawing>
-          <wp:inline distT="0" distB="0" distL="0" distR="0">
-            <wp:extent cx="1047750" cy="790575"/>
-            <wp:effectExtent t="0" r="0" b="0" l="0"/>
-            <wp:docPr id="1" name="" descr="" title=""/>
+            <wp:docPr id="1" name="Mean" descr="Picture illustrating the vocabulary word &quot;Mean&quot;" title="Mean"/>
             <wp:cNvGraphicFramePr>
               <a:graphicFrameLocks xmlns:a="http://schemas.openxmlformats.org/drawingml/2006/main" noChangeAspect="1"/>
             </wp:cNvGraphicFramePr>
@@ -808,7 +682,7 @@
           <wp:inline distT="0" distB="0" distL="0" distR="0">
             <wp:extent cx="1047750" cy="790575"/>
             <wp:effectExtent t="0" r="0" b="0" l="0"/>
-            <wp:docPr id="1" name="" descr="" title=""/>
+            <wp:docPr id="1" name="Mean Absolute Deviation" descr="Picture illustrating the vocabulary word &quot;Mean Absolute Deviation&quot;" title="Mean Absolute Deviation"/>
             <wp:cNvGraphicFramePr>
               <a:graphicFrameLocks xmlns:a="http://schemas.openxmlformats.org/drawingml/2006/main" noChangeAspect="1"/>
             </wp:cNvGraphicFramePr>
@@ -871,7 +745,70 @@
           <wp:inline distT="0" distB="0" distL="0" distR="0">
             <wp:extent cx="1047750" cy="790575"/>
             <wp:effectExtent t="0" r="0" b="0" l="0"/>
-            <wp:docPr id="1" name="" descr="" title=""/>
+            <wp:docPr id="1" name="Range" descr="Picture illustrating the vocabulary word &quot;Range&quot;" title="Range"/>
+            <wp:cNvGraphicFramePr>
+              <a:graphicFrameLocks xmlns:a="http://schemas.openxmlformats.org/drawingml/2006/main" noChangeAspect="1"/>
+            </wp:cNvGraphicFramePr>
+            <a:graphic xmlns:a="http://schemas.openxmlformats.org/drawingml/2006/main">
+              <a:graphicData uri="http://schemas.openxmlformats.org/drawingml/2006/picture">
+                <pic:pic xmlns:pic="http://schemas.openxmlformats.org/drawingml/2006/picture">
+                  <pic:nvPicPr>
+                    <pic:cNvPr id="0" name="" descr=""/>
+                    <pic:cNvPicPr>
+                      <a:picLocks noChangeAspect="1" noChangeArrowheads="1"/>
+                    </pic:cNvPicPr>
+                  </pic:nvPicPr>
+                  <pic:blipFill>
+                    <a:blip r:embed="rId12" cstate="none"/>
+                    <a:srcRect/>
+                    <a:stretch>
+                      <a:fillRect/>
+                    </a:stretch>
+                  </pic:blipFill>
+                  <pic:spPr bwMode="auto">
+                    <a:xfrm>
+                      <a:off x="0" y="0"/>
+                      <a:ext cx="1047750" cy="790575"/>
+                    </a:xfrm>
+                    <a:prstGeom prst="rect">
+                      <a:avLst/>
+                    </a:prstGeom>
+                  </pic:spPr>
+                </pic:pic>
+              </a:graphicData>
+            </a:graphic>
+          </wp:inline>
+        </w:drawing>
+      </w:r>
+    </w:p>
+    <w:p>
+      <w:pPr>
+        <w:keepNext/>
+        <w:spacing w:after="120"/>
+      </w:pPr>
+      <w:r>
+        <w:rPr>
+          <w:b/>
+          <w:bCs/>
+        </w:rPr>
+        <w:t xml:space="preserve">Range (Rango)</w:t>
+      </w:r>
+      <w:r>
+        <w:t xml:space="preserve"> — The distance from the least value to the greatest value, found by subtracting: greatest − least.</w:t>
+      </w:r>
+    </w:p>
+    <w:p>
+      <w:pPr>
+        <w:keepNext/>
+        <w:spacing w:after="20" w:before="80"/>
+        <w:jc w:val="center"/>
+      </w:pPr>
+      <w:r>
+        <w:drawing>
+          <wp:inline distT="0" distB="0" distL="0" distR="0">
+            <wp:extent cx="1047750" cy="790575"/>
+            <wp:effectExtent t="0" r="0" b="0" l="0"/>
+            <wp:docPr id="1" name="Dividend" descr="Picture illustrating the vocabulary word &quot;Dividend&quot;" title="Dividend"/>
             <wp:cNvGraphicFramePr>
               <a:graphicFrameLocks xmlns:a="http://schemas.openxmlformats.org/drawingml/2006/main" noChangeAspect="1"/>
             </wp:cNvGraphicFramePr>
@@ -917,10 +854,10 @@
           <w:b/>
           <w:bCs/>
         </w:rPr>
-        <w:t xml:space="preserve">Appropriate Measures of Center (Medidas de centro apropiadas)</w:t>
-      </w:r>
-      <w:r>
-        <w:t xml:space="preserve"> — A mean, median, or mode chosen because it describes a data set fairly.</w:t>
+        <w:t xml:space="preserve">Dividend (Dividendo)</w:t>
+      </w:r>
+      <w:r>
+        <w:t xml:space="preserve"> — The total number being divided into equal groups (the number inside the division bracket).</w:t>
       </w:r>
     </w:p>
     <w:p>
@@ -934,7 +871,7 @@
           <wp:inline distT="0" distB="0" distL="0" distR="0">
             <wp:extent cx="1047750" cy="790575"/>
             <wp:effectExtent t="0" r="0" b="0" l="0"/>
-            <wp:docPr id="1" name="" descr="" title=""/>
+            <wp:docPr id="1" name="Average" descr="Picture illustrating the vocabulary word &quot;Average&quot;" title="Average"/>
             <wp:cNvGraphicFramePr>
               <a:graphicFrameLocks xmlns:a="http://schemas.openxmlformats.org/drawingml/2006/main" noChangeAspect="1"/>
             </wp:cNvGraphicFramePr>
@@ -948,7 +885,7 @@
                     </pic:cNvPicPr>
                   </pic:nvPicPr>
                   <pic:blipFill>
-                    <a:blip r:embed="rId14" cstate="none"/>
+                    <a:blip r:embed="rId15" cstate="none"/>
                     <a:srcRect/>
                     <a:stretch>
                       <a:fillRect/>
@@ -980,10 +917,10 @@
           <w:b/>
           <w:bCs/>
         </w:rPr>
-        <w:t xml:space="preserve">Add and Subtract Decimals (Sumar y restar decimales)</w:t>
-      </w:r>
-      <w:r>
-        <w:t xml:space="preserve"> — Combine or find the difference between decimals by lining up equal place values.</w:t>
+        <w:t xml:space="preserve">Average (Promedio)</w:t>
+      </w:r>
+      <w:r>
+        <w:t xml:space="preserve"> — Another word for the mean — the amount each value would be if the total were shared equally.</w:t>
       </w:r>
     </w:p>
     <w:p>
@@ -997,7 +934,7 @@
           <wp:inline distT="0" distB="0" distL="0" distR="0">
             <wp:extent cx="1047750" cy="790575"/>
             <wp:effectExtent t="0" r="0" b="0" l="0"/>
-            <wp:docPr id="1" name="" descr="" title=""/>
+            <wp:docPr id="1" name="Deviation" descr="Picture illustrating the vocabulary word &quot;Deviation&quot;" title="Deviation"/>
             <wp:cNvGraphicFramePr>
               <a:graphicFrameLocks xmlns:a="http://schemas.openxmlformats.org/drawingml/2006/main" noChangeAspect="1"/>
             </wp:cNvGraphicFramePr>
@@ -1011,7 +948,7 @@
                     </pic:cNvPicPr>
                   </pic:nvPicPr>
                   <pic:blipFill>
-                    <a:blip r:embed="rId14" cstate="none"/>
+                    <a:blip r:embed="rId16" cstate="none"/>
                     <a:srcRect/>
                     <a:stretch>
                       <a:fillRect/>
@@ -1043,10 +980,10 @@
           <w:b/>
           <w:bCs/>
         </w:rPr>
-        <w:t xml:space="preserve">Multiply Decimals (Multiplicar decimales)</w:t>
-      </w:r>
-      <w:r>
-        <w:t xml:space="preserve"> — Find the product of decimals, then use place value to place the decimal point.</w:t>
+        <w:t xml:space="preserve">Deviation (Desviación)</w:t>
+      </w:r>
+      <w:r>
+        <w:t xml:space="preserve"> — How far a number is from the mean.</w:t>
       </w:r>
     </w:p>
     <w:p>
@@ -1060,70 +997,7 @@
           <wp:inline distT="0" distB="0" distL="0" distR="0">
             <wp:extent cx="1047750" cy="790575"/>
             <wp:effectExtent t="0" r="0" b="0" l="0"/>
-            <wp:docPr id="1" name="" descr="" title=""/>
-            <wp:cNvGraphicFramePr>
-              <a:graphicFrameLocks xmlns:a="http://schemas.openxmlformats.org/drawingml/2006/main" noChangeAspect="1"/>
-            </wp:cNvGraphicFramePr>
-            <a:graphic xmlns:a="http://schemas.openxmlformats.org/drawingml/2006/main">
-              <a:graphicData uri="http://schemas.openxmlformats.org/drawingml/2006/picture">
-                <pic:pic xmlns:pic="http://schemas.openxmlformats.org/drawingml/2006/picture">
-                  <pic:nvPicPr>
-                    <pic:cNvPr id="0" name="" descr=""/>
-                    <pic:cNvPicPr>
-                      <a:picLocks noChangeAspect="1" noChangeArrowheads="1"/>
-                    </pic:cNvPicPr>
-                  </pic:nvPicPr>
-                  <pic:blipFill>
-                    <a:blip r:embed="rId13" cstate="none"/>
-                    <a:srcRect/>
-                    <a:stretch>
-                      <a:fillRect/>
-                    </a:stretch>
-                  </pic:blipFill>
-                  <pic:spPr bwMode="auto">
-                    <a:xfrm>
-                      <a:off x="0" y="0"/>
-                      <a:ext cx="1047750" cy="790575"/>
-                    </a:xfrm>
-                    <a:prstGeom prst="rect">
-                      <a:avLst/>
-                    </a:prstGeom>
-                  </pic:spPr>
-                </pic:pic>
-              </a:graphicData>
-            </a:graphic>
-          </wp:inline>
-        </w:drawing>
-      </w:r>
-    </w:p>
-    <w:p>
-      <w:pPr>
-        <w:keepNext/>
-        <w:spacing w:after="120"/>
-      </w:pPr>
-      <w:r>
-        <w:rPr>
-          <w:b/>
-          <w:bCs/>
-        </w:rPr>
-        <w:t xml:space="preserve">Range (Rango)</w:t>
-      </w:r>
-      <w:r>
-        <w:t xml:space="preserve"> — The distance from the least value to the greatest value, found by subtracting: greatest − least.</w:t>
-      </w:r>
-    </w:p>
-    <w:p>
-      <w:pPr>
-        <w:keepNext/>
-        <w:spacing w:after="20" w:before="80"/>
-        <w:jc w:val="center"/>
-      </w:pPr>
-      <w:r>
-        <w:drawing>
-          <wp:inline distT="0" distB="0" distL="0" distR="0">
-            <wp:extent cx="1047750" cy="790575"/>
-            <wp:effectExtent t="0" r="0" b="0" l="0"/>
-            <wp:docPr id="1" name="" descr="" title=""/>
+            <wp:docPr id="1" name="Decimal" descr="Picture illustrating the vocabulary word &quot;Decimal&quot;" title="Decimal"/>
             <wp:cNvGraphicFramePr>
               <a:graphicFrameLocks xmlns:a="http://schemas.openxmlformats.org/drawingml/2006/main" noChangeAspect="1"/>
             </wp:cNvGraphicFramePr>
@@ -1169,10 +1043,10 @@
           <w:b/>
           <w:bCs/>
         </w:rPr>
-        <w:t xml:space="preserve">Dividend (Dividendo)</w:t>
-      </w:r>
-      <w:r>
-        <w:t xml:space="preserve"> — The number you are splitting up in a division problem.</w:t>
+        <w:t xml:space="preserve">Decimal (Decimal)</w:t>
+      </w:r>
+      <w:r>
+        <w:t xml:space="preserve"> — A number with a dot, like 0.5, that shows a part less than one.</w:t>
       </w:r>
     </w:p>
     <w:p>
@@ -1186,133 +1060,7 @@
           <wp:inline distT="0" distB="0" distL="0" distR="0">
             <wp:extent cx="1047750" cy="790575"/>
             <wp:effectExtent t="0" r="0" b="0" l="0"/>
-            <wp:docPr id="1" name="" descr="" title=""/>
-            <wp:cNvGraphicFramePr>
-              <a:graphicFrameLocks xmlns:a="http://schemas.openxmlformats.org/drawingml/2006/main" noChangeAspect="1"/>
-            </wp:cNvGraphicFramePr>
-            <a:graphic xmlns:a="http://schemas.openxmlformats.org/drawingml/2006/main">
-              <a:graphicData uri="http://schemas.openxmlformats.org/drawingml/2006/picture">
-                <pic:pic xmlns:pic="http://schemas.openxmlformats.org/drawingml/2006/picture">
-                  <pic:nvPicPr>
-                    <pic:cNvPr id="0" name="" descr=""/>
-                    <pic:cNvPicPr>
-                      <a:picLocks noChangeAspect="1" noChangeArrowheads="1"/>
-                    </pic:cNvPicPr>
-                  </pic:nvPicPr>
-                  <pic:blipFill>
-                    <a:blip r:embed="rId15" cstate="none"/>
-                    <a:srcRect/>
-                    <a:stretch>
-                      <a:fillRect/>
-                    </a:stretch>
-                  </pic:blipFill>
-                  <pic:spPr bwMode="auto">
-                    <a:xfrm>
-                      <a:off x="0" y="0"/>
-                      <a:ext cx="1047750" cy="790575"/>
-                    </a:xfrm>
-                    <a:prstGeom prst="rect">
-                      <a:avLst/>
-                    </a:prstGeom>
-                  </pic:spPr>
-                </pic:pic>
-              </a:graphicData>
-            </a:graphic>
-          </wp:inline>
-        </w:drawing>
-      </w:r>
-    </w:p>
-    <w:p>
-      <w:pPr>
-        <w:keepNext/>
-        <w:spacing w:after="120"/>
-      </w:pPr>
-      <w:r>
-        <w:rPr>
-          <w:b/>
-          <w:bCs/>
-        </w:rPr>
-        <w:t xml:space="preserve">Average (Promedio)</w:t>
-      </w:r>
-      <w:r>
-        <w:t xml:space="preserve"> — Another word for the mean — the amount each value would be if the total were shared equally.</w:t>
-      </w:r>
-    </w:p>
-    <w:p>
-      <w:pPr>
-        <w:keepNext/>
-        <w:spacing w:after="20" w:before="80"/>
-        <w:jc w:val="center"/>
-      </w:pPr>
-      <w:r>
-        <w:drawing>
-          <wp:inline distT="0" distB="0" distL="0" distR="0">
-            <wp:extent cx="1047750" cy="790575"/>
-            <wp:effectExtent t="0" r="0" b="0" l="0"/>
-            <wp:docPr id="1" name="" descr="" title=""/>
-            <wp:cNvGraphicFramePr>
-              <a:graphicFrameLocks xmlns:a="http://schemas.openxmlformats.org/drawingml/2006/main" noChangeAspect="1"/>
-            </wp:cNvGraphicFramePr>
-            <a:graphic xmlns:a="http://schemas.openxmlformats.org/drawingml/2006/main">
-              <a:graphicData uri="http://schemas.openxmlformats.org/drawingml/2006/picture">
-                <pic:pic xmlns:pic="http://schemas.openxmlformats.org/drawingml/2006/picture">
-                  <pic:nvPicPr>
-                    <pic:cNvPr id="0" name="" descr=""/>
-                    <pic:cNvPicPr>
-                      <a:picLocks noChangeAspect="1" noChangeArrowheads="1"/>
-                    </pic:cNvPicPr>
-                  </pic:nvPicPr>
-                  <pic:blipFill>
-                    <a:blip r:embed="rId16" cstate="none"/>
-                    <a:srcRect/>
-                    <a:stretch>
-                      <a:fillRect/>
-                    </a:stretch>
-                  </pic:blipFill>
-                  <pic:spPr bwMode="auto">
-                    <a:xfrm>
-                      <a:off x="0" y="0"/>
-                      <a:ext cx="1047750" cy="790575"/>
-                    </a:xfrm>
-                    <a:prstGeom prst="rect">
-                      <a:avLst/>
-                    </a:prstGeom>
-                  </pic:spPr>
-                </pic:pic>
-              </a:graphicData>
-            </a:graphic>
-          </wp:inline>
-        </w:drawing>
-      </w:r>
-    </w:p>
-    <w:p>
-      <w:pPr>
-        <w:keepNext/>
-        <w:spacing w:after="120"/>
-      </w:pPr>
-      <w:r>
-        <w:rPr>
-          <w:b/>
-          <w:bCs/>
-        </w:rPr>
-        <w:t xml:space="preserve">Deviation (Desviación)</w:t>
-      </w:r>
-      <w:r>
-        <w:t xml:space="preserve"> — How far a number is from the mean.</w:t>
-      </w:r>
-    </w:p>
-    <w:p>
-      <w:pPr>
-        <w:keepNext/>
-        <w:spacing w:after="20" w:before="80"/>
-        <w:jc w:val="center"/>
-      </w:pPr>
-      <w:r>
-        <w:drawing>
-          <wp:inline distT="0" distB="0" distL="0" distR="0">
-            <wp:extent cx="1047750" cy="790575"/>
-            <wp:effectExtent t="0" r="0" b="0" l="0"/>
-            <wp:docPr id="1" name="" descr="" title=""/>
+            <wp:docPr id="1" name="Product" descr="Picture illustrating the vocabulary word &quot;Product&quot;" title="Product"/>
             <wp:cNvGraphicFramePr>
               <a:graphicFrameLocks xmlns:a="http://schemas.openxmlformats.org/drawingml/2006/main" noChangeAspect="1"/>
             </wp:cNvGraphicFramePr>
@@ -1358,69 +1106,6 @@
           <w:b/>
           <w:bCs/>
         </w:rPr>
-        <w:t xml:space="preserve">Decimal (Decimal)</w:t>
-      </w:r>
-      <w:r>
-        <w:t xml:space="preserve"> — A number with a dot, like 0.5, that shows a part less than one.</w:t>
-      </w:r>
-    </w:p>
-    <w:p>
-      <w:pPr>
-        <w:keepNext/>
-        <w:spacing w:after="20" w:before="80"/>
-        <w:jc w:val="center"/>
-      </w:pPr>
-      <w:r>
-        <w:drawing>
-          <wp:inline distT="0" distB="0" distL="0" distR="0">
-            <wp:extent cx="1047750" cy="790575"/>
-            <wp:effectExtent t="0" r="0" b="0" l="0"/>
-            <wp:docPr id="1" name="" descr="" title=""/>
-            <wp:cNvGraphicFramePr>
-              <a:graphicFrameLocks xmlns:a="http://schemas.openxmlformats.org/drawingml/2006/main" noChangeAspect="1"/>
-            </wp:cNvGraphicFramePr>
-            <a:graphic xmlns:a="http://schemas.openxmlformats.org/drawingml/2006/main">
-              <a:graphicData uri="http://schemas.openxmlformats.org/drawingml/2006/picture">
-                <pic:pic xmlns:pic="http://schemas.openxmlformats.org/drawingml/2006/picture">
-                  <pic:nvPicPr>
-                    <pic:cNvPr id="0" name="" descr=""/>
-                    <pic:cNvPicPr>
-                      <a:picLocks noChangeAspect="1" noChangeArrowheads="1"/>
-                    </pic:cNvPicPr>
-                  </pic:nvPicPr>
-                  <pic:blipFill>
-                    <a:blip r:embed="rId20" cstate="none"/>
-                    <a:srcRect/>
-                    <a:stretch>
-                      <a:fillRect/>
-                    </a:stretch>
-                  </pic:blipFill>
-                  <pic:spPr bwMode="auto">
-                    <a:xfrm>
-                      <a:off x="0" y="0"/>
-                      <a:ext cx="1047750" cy="790575"/>
-                    </a:xfrm>
-                    <a:prstGeom prst="rect">
-                      <a:avLst/>
-                    </a:prstGeom>
-                  </pic:spPr>
-                </pic:pic>
-              </a:graphicData>
-            </a:graphic>
-          </wp:inline>
-        </w:drawing>
-      </w:r>
-    </w:p>
-    <w:p>
-      <w:pPr>
-        <w:keepNext/>
-        <w:spacing w:after="120"/>
-      </w:pPr>
-      <w:r>
-        <w:rPr>
-          <w:b/>
-          <w:bCs/>
-        </w:rPr>
         <w:t xml:space="preserve">Product (Producto)</w:t>
       </w:r>
       <w:r>
@@ -1469,31 +1154,31 @@
         <w:spacing w:after="40" w:before="0"/>
       </w:pPr>
       <w:r>
-        <w:t xml:space="preserve">     A. 13</w:t>
-      </w:r>
-    </w:p>
-    <w:p>
-      <w:pPr>
-        <w:spacing w:after="40" w:before="0"/>
-      </w:pPr>
-      <w:r>
-        <w:t xml:space="preserve">     B. 25</w:t>
-      </w:r>
-    </w:p>
-    <w:p>
-      <w:pPr>
-        <w:spacing w:after="40" w:before="0"/>
-      </w:pPr>
-      <w:r>
-        <w:t xml:space="preserve">     C. 10</w:t>
-      </w:r>
-    </w:p>
-    <w:p>
-      <w:pPr>
-        <w:spacing w:after="40" w:before="0"/>
-      </w:pPr>
-      <w:r>
-        <w:t xml:space="preserve">     D. 20</w:t>
+        <w:t xml:space="preserve">     A. 10</w:t>
+      </w:r>
+    </w:p>
+    <w:p>
+      <w:pPr>
+        <w:spacing w:after="40" w:before="0"/>
+      </w:pPr>
+      <w:r>
+        <w:t xml:space="preserve">     B. 13</w:t>
+      </w:r>
+    </w:p>
+    <w:p>
+      <w:pPr>
+        <w:spacing w:after="40" w:before="0"/>
+      </w:pPr>
+      <w:r>
+        <w:t xml:space="preserve">     C. 20</w:t>
+      </w:r>
+    </w:p>
+    <w:p>
+      <w:pPr>
+        <w:spacing w:after="40" w:before="0"/>
+      </w:pPr>
+      <w:r>
+        <w:t xml:space="preserve">     D. 25</w:t>
       </w:r>
     </w:p>
     <w:p>
@@ -1524,15 +1209,15 @@
         <w:spacing w:after="40" w:before="0"/>
       </w:pPr>
       <w:r>
-        <w:t xml:space="preserve">     A. The median</w:t>
-      </w:r>
-    </w:p>
-    <w:p>
-      <w:pPr>
-        <w:spacing w:after="40" w:before="0"/>
-      </w:pPr>
-      <w:r>
-        <w:t xml:space="preserve">     B. The mean</w:t>
+        <w:t xml:space="preserve">     A. The mean</w:t>
+      </w:r>
+    </w:p>
+    <w:p>
+      <w:pPr>
+        <w:spacing w:after="40" w:before="0"/>
+      </w:pPr>
+      <w:r>
+        <w:t xml:space="preserve">     B. The median</w:t>
       </w:r>
     </w:p>
     <w:p>
@@ -1579,31 +1264,31 @@
         <w:spacing w:after="40" w:before="0"/>
       </w:pPr>
       <w:r>
-        <w:t xml:space="preserve">     A. Team A's middle 50% is more consistent; Team B's is more spread out</w:t>
-      </w:r>
-    </w:p>
-    <w:p>
-      <w:pPr>
-        <w:spacing w:after="40" w:before="0"/>
-      </w:pPr>
-      <w:r>
-        <w:t xml:space="preserve">     B. Team B is a better team</w:t>
-      </w:r>
-    </w:p>
-    <w:p>
-      <w:pPr>
-        <w:spacing w:after="40" w:before="0"/>
-      </w:pPr>
-      <w:r>
-        <w:t xml:space="preserve">     C. Team A has a higher median</w:t>
-      </w:r>
-    </w:p>
-    <w:p>
-      <w:pPr>
-        <w:spacing w:after="40" w:before="0"/>
-      </w:pPr>
-      <w:r>
-        <w:t xml:space="preserve">     D. The IQRs don't tell you about consistency</w:t>
+        <w:t xml:space="preserve">     A. Team B is a better team</w:t>
+      </w:r>
+    </w:p>
+    <w:p>
+      <w:pPr>
+        <w:spacing w:after="40" w:before="0"/>
+      </w:pPr>
+      <w:r>
+        <w:t xml:space="preserve">     B. Team A has a higher median</w:t>
+      </w:r>
+    </w:p>
+    <w:p>
+      <w:pPr>
+        <w:spacing w:after="40" w:before="0"/>
+      </w:pPr>
+      <w:r>
+        <w:t xml:space="preserve">     C. The IQRs don't tell you about consistency</w:t>
+      </w:r>
+    </w:p>
+    <w:p>
+      <w:pPr>
+        <w:spacing w:after="40" w:before="0"/>
+      </w:pPr>
+      <w:r>
+        <w:t xml:space="preserve">     D. Team A's middle 50% is more consistent; Team B's is more spread out</w:t>
       </w:r>
     </w:p>
     <w:p>
@@ -1723,31 +1408,31 @@
         <w:spacing w:after="40" w:before="0"/>
       </w:pPr>
       <w:r>
-        <w:t xml:space="preserve">     A. Range 26, IQR 12.5</w:t>
-      </w:r>
-    </w:p>
-    <w:p>
-      <w:pPr>
-        <w:spacing w:after="40" w:before="0"/>
-      </w:pPr>
-      <w:r>
-        <w:t xml:space="preserve">     B. Range 12.5, IQR 26</w:t>
-      </w:r>
-    </w:p>
-    <w:p>
-      <w:pPr>
-        <w:spacing w:after="40" w:before="0"/>
-      </w:pPr>
-      <w:r>
-        <w:t xml:space="preserve">     C. Range 26, IQR 83.5</w:t>
-      </w:r>
-    </w:p>
-    <w:p>
-      <w:pPr>
-        <w:spacing w:after="40" w:before="0"/>
-      </w:pPr>
-      <w:r>
-        <w:t xml:space="preserve">     D. Range 20, IQR 12.5</w:t>
+        <w:t xml:space="preserve">     A. Range 12.5, IQR 26</w:t>
+      </w:r>
+    </w:p>
+    <w:p>
+      <w:pPr>
+        <w:spacing w:after="40" w:before="0"/>
+      </w:pPr>
+      <w:r>
+        <w:t xml:space="preserve">     B. Range 20, IQR 12.5</w:t>
+      </w:r>
+    </w:p>
+    <w:p>
+      <w:pPr>
+        <w:spacing w:after="40" w:before="0"/>
+      </w:pPr>
+      <w:r>
+        <w:t xml:space="preserve">     C. Range 26, IQR 12.5</w:t>
+      </w:r>
+    </w:p>
+    <w:p>
+      <w:pPr>
+        <w:spacing w:after="40" w:before="0"/>
+      </w:pPr>
+      <w:r>
+        <w:t xml:space="preserve">     D. Range 26, IQR 83.5</w:t>
       </w:r>
     </w:p>
     <w:p>
@@ -1778,31 +1463,31 @@
         <w:spacing w:after="40" w:before="0"/>
       </w:pPr>
       <w:r>
-        <w:t xml:space="preserve">     A. Team B's salaries cluster much more tightly around the median</w:t>
-      </w:r>
-    </w:p>
-    <w:p>
-      <w:pPr>
-        <w:spacing w:after="40" w:before="0"/>
-      </w:pPr>
-      <w:r>
-        <w:t xml:space="preserve">     B. Team B pays more overall</w:t>
-      </w:r>
-    </w:p>
-    <w:p>
-      <w:pPr>
-        <w:spacing w:after="40" w:before="0"/>
-      </w:pPr>
-      <w:r>
-        <w:t xml:space="preserve">     C. Team A has more players</w:t>
-      </w:r>
-    </w:p>
-    <w:p>
-      <w:pPr>
-        <w:spacing w:after="40" w:before="0"/>
-      </w:pPr>
-      <w:r>
-        <w:t xml:space="preserve">     D. Team B's highest salary is greater</w:t>
+        <w:t xml:space="preserve">     A. Team B pays more overall</w:t>
+      </w:r>
+    </w:p>
+    <w:p>
+      <w:pPr>
+        <w:spacing w:after="40" w:before="0"/>
+      </w:pPr>
+      <w:r>
+        <w:t xml:space="preserve">     B. Team A has more players</w:t>
+      </w:r>
+    </w:p>
+    <w:p>
+      <w:pPr>
+        <w:spacing w:after="40" w:before="0"/>
+      </w:pPr>
+      <w:r>
+        <w:t xml:space="preserve">     C. Team B's highest salary is greater</w:t>
+      </w:r>
+    </w:p>
+    <w:p>
+      <w:pPr>
+        <w:spacing w:after="40" w:before="0"/>
+      </w:pPr>
+      <w:r>
+        <w:t xml:space="preserve">     D. Team B's salaries cluster much more tightly around the median</w:t>
       </w:r>
     </w:p>
     <w:p>
@@ -1833,31 +1518,31 @@
         <w:spacing w:after="40" w:before="0"/>
       </w:pPr>
       <w:r>
-        <w:t xml:space="preserve">     A. 156 boxes</w:t>
-      </w:r>
-    </w:p>
-    <w:p>
-      <w:pPr>
-        <w:spacing w:after="40" w:before="0"/>
-      </w:pPr>
-      <w:r>
-        <w:t xml:space="preserve">     B. 146 boxes</w:t>
-      </w:r>
-    </w:p>
-    <w:p>
-      <w:pPr>
-        <w:spacing w:after="40" w:before="0"/>
-      </w:pPr>
-      <w:r>
-        <w:t xml:space="preserve">     C. 166 boxes</w:t>
-      </w:r>
-    </w:p>
-    <w:p>
-      <w:pPr>
-        <w:spacing w:after="40" w:before="0"/>
-      </w:pPr>
-      <w:r>
-        <w:t xml:space="preserve">     D. 155 boxes</w:t>
+        <w:t xml:space="preserve">     A. 146 boxes</w:t>
+      </w:r>
+    </w:p>
+    <w:p>
+      <w:pPr>
+        <w:spacing w:after="40" w:before="0"/>
+      </w:pPr>
+      <w:r>
+        <w:t xml:space="preserve">     B. 155 boxes</w:t>
+      </w:r>
+    </w:p>
+    <w:p>
+      <w:pPr>
+        <w:spacing w:after="40" w:before="0"/>
+      </w:pPr>
+      <w:r>
+        <w:t xml:space="preserve">     C. 156 boxes</w:t>
+      </w:r>
+    </w:p>
+    <w:p>
+      <w:pPr>
+        <w:spacing w:after="40" w:before="0"/>
+      </w:pPr>
+      <w:r>
+        <w:t xml:space="preserve">     D. 166 boxes</w:t>
       </w:r>
     </w:p>
     <w:p>
@@ -1985,7 +1670,7 @@
         <w:spacing w:after="40" w:before="0"/>
       </w:pPr>
       <w:r>
-        <w:t xml:space="preserve">     A. 12 bottles</w:t>
+        <w:t xml:space="preserve">     A. 1.2 bottles</w:t>
       </w:r>
     </w:p>
     <w:p>
@@ -2001,15 +1686,15 @@
         <w:spacing w:after="40" w:before="0"/>
       </w:pPr>
       <w:r>
-        <w:t xml:space="preserve">     C. 13 bottles</w:t>
-      </w:r>
-    </w:p>
-    <w:p>
-      <w:pPr>
-        <w:spacing w:after="40" w:before="0"/>
-      </w:pPr>
-      <w:r>
-        <w:t xml:space="preserve">     D. 1.2 bottles</w:t>
+        <w:t xml:space="preserve">     C. 12 bottles</w:t>
+      </w:r>
+    </w:p>
+    <w:p>
+      <w:pPr>
+        <w:spacing w:after="40" w:before="0"/>
+      </w:pPr>
+      <w:r>
+        <w:t xml:space="preserve">     D. 13 bottles</w:t>
       </w:r>
     </w:p>
     <w:p>
@@ -2131,7 +1816,7 @@
           <w:b/>
           <w:bCs/>
         </w:rPr>
-        <w:t xml:space="preserve">1. A. 13</w:t>
+        <w:t xml:space="preserve">1. B. 13</w:t>
       </w:r>
     </w:p>
     <w:p>
@@ -2163,7 +1848,7 @@
           <w:b/>
           <w:bCs/>
         </w:rPr>
-        <w:t xml:space="preserve">2. A. The median</w:t>
+        <w:t xml:space="preserve">2. B. The median</w:t>
       </w:r>
     </w:p>
     <w:p>
@@ -2195,7 +1880,7 @@
           <w:b/>
           <w:bCs/>
         </w:rPr>
-        <w:t xml:space="preserve">3. A. Team A's middle 50% is more consistent; Team B's is more spread out</w:t>
+        <w:t xml:space="preserve">3. D. Team A's middle 50% is more consistent; Team B's is more spread out</w:t>
       </w:r>
     </w:p>
     <w:p>
@@ -2263,7 +1948,7 @@
           <w:b/>
           <w:bCs/>
         </w:rPr>
-        <w:t xml:space="preserve">5. A. Range 26, IQR 12.5</w:t>
+        <w:t xml:space="preserve">5. C. Range 26, IQR 12.5</w:t>
       </w:r>
     </w:p>
     <w:p>
@@ -2295,7 +1980,7 @@
           <w:b/>
           <w:bCs/>
         </w:rPr>
-        <w:t xml:space="preserve">6. A. Team B's salaries cluster much more tightly around the median</w:t>
+        <w:t xml:space="preserve">6. D. Team B's salaries cluster much more tightly around the median</w:t>
       </w:r>
     </w:p>
     <w:p>
@@ -2327,7 +2012,7 @@
           <w:b/>
           <w:bCs/>
         </w:rPr>
-        <w:t xml:space="preserve">7. A. 156 boxes</w:t>
+        <w:t xml:space="preserve">7. C. 156 boxes</w:t>
       </w:r>
     </w:p>
     <w:p>
@@ -2395,7 +2080,7 @@
           <w:b/>
           <w:bCs/>
         </w:rPr>
-        <w:t xml:space="preserve">9. A. 12 bottles</w:t>
+        <w:t xml:space="preserve">9. C. 12 bottles</w:t>
       </w:r>
     </w:p>
     <w:p>
@@ -2640,7 +2325,14 @@
 <file path=word/styles.xml><?xml version="1.0" encoding="utf-8"?>
 <w:styles xmlns:mc="http://schemas.openxmlformats.org/markup-compatibility/2006" xmlns:r="http://schemas.openxmlformats.org/officeDocument/2006/relationships" xmlns:w="http://schemas.openxmlformats.org/wordprocessingml/2006/main" xmlns:w14="http://schemas.microsoft.com/office/word/2010/wordml" xmlns:w15="http://schemas.microsoft.com/office/word/2012/wordml" mc:Ignorable="w14 w15">
   <w:docDefaults>
-    <w:rPrDefault/>
+    <w:rPrDefault>
+      <w:rPr>
+        <w:rFonts w:ascii="Arial" w:cs="Arial" w:eastAsia="Arial" w:hAnsi="Arial"/>
+        <w:sz w:val="22"/>
+        <w:szCs w:val="22"/>
+        <w:lang w:val="en-US"/>
+      </w:rPr>
+    </w:rPrDefault>
     <w:pPrDefault/>
   </w:docDefaults>
   <w:style w:type="paragraph" w:styleId="Title">
@@ -2658,10 +2350,16 @@
     <w:basedOn w:val="Normal"/>
     <w:next w:val="Normal"/>
     <w:qFormat/>
+    <w:pPr>
+      <w:keepNext/>
+    </w:pPr>
     <w:rPr>
-      <w:color w:val="2E74B5"/>
-      <w:sz w:val="32"/>
-      <w:szCs w:val="32"/>
+      <w:rFonts w:ascii="Arial" w:cs="Arial" w:eastAsia="Arial" w:hAnsi="Arial"/>
+      <w:b/>
+      <w:bCs/>
+      <w:color w:val="183E56"/>
+      <w:sz w:val="34"/>
+      <w:szCs w:val="34"/>
     </w:rPr>
   </w:style>
   <w:style w:type="paragraph" w:styleId="Heading2">
@@ -2669,8 +2367,14 @@
     <w:basedOn w:val="Normal"/>
     <w:next w:val="Normal"/>
     <w:qFormat/>
+    <w:pPr>
+      <w:keepNext/>
+    </w:pPr>
     <w:rPr>
-      <w:color w:val="2E74B5"/>
+      <w:rFonts w:ascii="Arial" w:cs="Arial" w:eastAsia="Arial" w:hAnsi="Arial"/>
+      <w:b/>
+      <w:bCs/>
+      <w:color w:val="176B70"/>
       <w:sz w:val="26"/>
       <w:szCs w:val="26"/>
     </w:rPr>

--- a/lessons/2-12-catchup/homework.docx
+++ b/lessons/2-12-catchup/homework.docx
@@ -1787,356 +1787,6 @@
           <w:color w:val="BBBBBB"/>
         </w:rPr>
         <w:t xml:space="preserve">______________________________________________________________________</w:t>
-      </w:r>
-    </w:p>
-    <w:p>
-      <w:r>
-        <w:br w:type="page"/>
-      </w:r>
-    </w:p>
-    <w:p>
-      <w:pPr>
-        <w:pStyle w:val="Heading1"/>
-        <w:spacing w:after="120"/>
-      </w:pPr>
-      <w:r>
-        <w:rPr>
-          <w:b/>
-          <w:bCs/>
-        </w:rPr>
-        <w:t xml:space="preserve">Answer Key (Teacher)</w:t>
-      </w:r>
-    </w:p>
-    <w:p>
-      <w:pPr>
-        <w:spacing w:after="40" w:before="0"/>
-      </w:pPr>
-      <w:r>
-        <w:rPr>
-          <w:b/>
-          <w:bCs/>
-        </w:rPr>
-        <w:t xml:space="preserve">1. B. 13</w:t>
-      </w:r>
-    </w:p>
-    <w:p>
-      <w:pPr>
-        <w:spacing w:after="20" w:before="0"/>
-      </w:pPr>
-      <w:r>
-        <w:t xml:space="preserve">     IQR = Q3 − Q1 = 28 − 15 = 13.</w:t>
-      </w:r>
-    </w:p>
-    <w:p>
-      <w:pPr>
-        <w:spacing w:after="80" w:before="0"/>
-      </w:pPr>
-      <w:r>
-        <w:rPr>
-          <w:i/>
-          <w:iCs/>
-        </w:rPr>
-        <w:t xml:space="preserve">     Watch for: A common mistake in Multiply Decimals is counting decimal places from only one factor instead of adding the decimal places from BOTH factors. For example, in 0.4 × 0.06, a student multiplies 4 × 6 = 24, then places the decimal point using just one factor's place count (1 place), writing 0.24 instead of the correct answer: 0.4 has 1 decimal place and 0.06 has 2 decimal places, for a total of 3, so 24 becomes 0.024. Before you submit, count the decimal places in EACH factor separately and add them together — that total is how many decimal places belong in your final answer.</w:t>
-      </w:r>
-    </w:p>
-    <w:p>
-      <w:pPr>
-        <w:spacing w:after="40" w:before="0"/>
-      </w:pPr>
-      <w:r>
-        <w:rPr>
-          <w:b/>
-          <w:bCs/>
-        </w:rPr>
-        <w:t xml:space="preserve">2. B. The median</w:t>
-      </w:r>
-    </w:p>
-    <w:p>
-      <w:pPr>
-        <w:spacing w:after="20" w:before="0"/>
-      </w:pPr>
-      <w:r>
-        <w:t xml:space="preserve">     The line inside the box of a box plot always represents the median.</w:t>
-      </w:r>
-    </w:p>
-    <w:p>
-      <w:pPr>
-        <w:spacing w:after="80" w:before="0"/>
-      </w:pPr>
-      <w:r>
-        <w:rPr>
-          <w:i/>
-          <w:iCs/>
-        </w:rPr>
-        <w:t xml:space="preserve">     Watch for: A common mistake in Multiply Decimals is counting decimal places from only one factor instead of adding the decimal places from BOTH factors. For example, in 0.4 × 0.06, a student multiplies 4 × 6 = 24, then places the decimal point using just one factor's place count (1 place), writing 0.24 instead of the correct answer: 0.4 has 1 decimal place and 0.06 has 2 decimal places, for a total of 3, so 24 becomes 0.024. Before you submit, count the decimal places in EACH factor separately and add them together — that total is how many decimal places belong in your final answer.</w:t>
-      </w:r>
-    </w:p>
-    <w:p>
-      <w:pPr>
-        <w:spacing w:after="40" w:before="0"/>
-      </w:pPr>
-      <w:r>
-        <w:rPr>
-          <w:b/>
-          <w:bCs/>
-        </w:rPr>
-        <w:t xml:space="preserve">3. D. Team A's middle 50% is more consistent; Team B's is more spread out</w:t>
-      </w:r>
-    </w:p>
-    <w:p>
-      <w:pPr>
-        <w:spacing w:after="20" w:before="0"/>
-      </w:pPr>
-      <w:r>
-        <w:t xml:space="preserve">     A smaller IQR means the middle 50% of data is more tightly clustered. Team A's scoring is more consistent in the middle range.</w:t>
-      </w:r>
-    </w:p>
-    <w:p>
-      <w:pPr>
-        <w:spacing w:after="80" w:before="0"/>
-      </w:pPr>
-      <w:r>
-        <w:rPr>
-          <w:i/>
-          <w:iCs/>
-        </w:rPr>
-        <w:t xml:space="preserve">     Watch for: A common mistake in Multiply Decimals is counting decimal places from only one factor instead of adding the decimal places from BOTH factors. For example, in 0.4 × 0.06, a student multiplies 4 × 6 = 24, then places the decimal point using just one factor's place count (1 place), writing 0.24 instead of the correct answer: 0.4 has 1 decimal place and 0.06 has 2 decimal places, for a total of 3, so 24 becomes 0.024. Before you submit, count the decimal places in EACH factor separately and add them together — that total is how many decimal places belong in your final answer.</w:t>
-      </w:r>
-    </w:p>
-    <w:p>
-      <w:pPr>
-        <w:spacing w:after="40" w:before="0"/>
-      </w:pPr>
-      <w:r>
-        <w:rPr>
-          <w:b/>
-          <w:bCs/>
-        </w:rPr>
-        <w:t xml:space="preserve">4. (Lesson 2.4) The Quartile-Is-One-Value Mistake</w:t>
-      </w:r>
-    </w:p>
-    <w:p>
-      <w:pPr>
-        <w:spacing w:after="20" w:before="0"/>
-      </w:pPr>
-      <w:r>
-        <w:t xml:space="preserve">     The mistake is in Step 3.</w:t>
-      </w:r>
-    </w:p>
-    <w:p>
-      <w:pPr>
-        <w:spacing w:after="20" w:before="0"/>
-      </w:pPr>
-      <w:r>
-        <w:t xml:space="preserve">     Correct work: Q1 is the MEDIAN of the lower half, not just one of its values. The lower half is 4, 8, 10, 14 — an even-sized group — so Q1 = (8 + 10) ÷ 2 = 9, not 10. The student grabbed a single value instead of averaging the two middle numbers of the half.</w:t>
-      </w:r>
-    </w:p>
-    <w:p>
-      <w:pPr>
-        <w:spacing w:after="80" w:before="0"/>
-      </w:pPr>
-      <w:r>
-        <w:t xml:space="preserve">     Watch for: The Q1 step grabbed a single number out of the lower half instead of finding that half's median. The lower half 4, 8, 10, 14 has an even count, so Q1 averages its two middle values: (8 + 10) ÷ 2 = 9 — the same averaging move already used correctly for the median and for Q3.</w:t>
-      </w:r>
-    </w:p>
-    <w:p>
-      <w:pPr>
-        <w:spacing w:after="40" w:before="0"/>
-      </w:pPr>
-      <w:r>
-        <w:rPr>
-          <w:b/>
-          <w:bCs/>
-        </w:rPr>
-        <w:t xml:space="preserve">5. C. Range 26, IQR 12.5</w:t>
-      </w:r>
-    </w:p>
-    <w:p>
-      <w:pPr>
-        <w:spacing w:after="20" w:before="0"/>
-      </w:pPr>
-      <w:r>
-        <w:t xml:space="preserve">     Range = 94 − 68 = 26. IQR = 88 − 75.5 = 12.5. The range covers the whole span; the IQR covers only the box.</w:t>
-      </w:r>
-    </w:p>
-    <w:p>
-      <w:pPr>
-        <w:spacing w:after="80" w:before="0"/>
-      </w:pPr>
-      <w:r>
-        <w:rPr>
-          <w:i/>
-          <w:iCs/>
-        </w:rPr>
-        <w:t xml:space="preserve">     Watch for: A common mistake in Multiply Decimals is counting decimal places from only one factor instead of adding the decimal places from BOTH factors. For example, in 0.4 × 0.06, a student multiplies 4 × 6 = 24, then places the decimal point using just one factor's place count (1 place), writing 0.24 instead of the correct answer: 0.4 has 1 decimal place and 0.06 has 2 decimal places, for a total of 3, so 24 becomes 0.024. Before you submit, count the decimal places in EACH factor separately and add them together — that total is how many decimal places belong in your final answer.</w:t>
-      </w:r>
-    </w:p>
-    <w:p>
-      <w:pPr>
-        <w:spacing w:after="40" w:before="0"/>
-      </w:pPr>
-      <w:r>
-        <w:rPr>
-          <w:b/>
-          <w:bCs/>
-        </w:rPr>
-        <w:t xml:space="preserve">6. D. Team B's salaries cluster much more tightly around the median</w:t>
-      </w:r>
-    </w:p>
-    <w:p>
-      <w:pPr>
-        <w:spacing w:after="20" w:before="0"/>
-      </w:pPr>
-      <w:r>
-        <w:t xml:space="preserve">     Both measures of variation are smaller for Team B, so its salaries vary less: a typical player is more likely to earn close to the median. Team A spreads much wider in both directions.</w:t>
-      </w:r>
-    </w:p>
-    <w:p>
-      <w:pPr>
-        <w:spacing w:after="80" w:before="0"/>
-      </w:pPr>
-      <w:r>
-        <w:rPr>
-          <w:i/>
-          <w:iCs/>
-        </w:rPr>
-        <w:t xml:space="preserve">     Watch for: A common mistake in Multiply Decimals is counting decimal places from only one factor instead of adding the decimal places from BOTH factors. For example, in 0.4 × 0.06, a student multiplies 4 × 6 = 24, then places the decimal point using just one factor's place count (1 place), writing 0.24 instead of the correct answer: 0.4 has 1 decimal place and 0.06 has 2 decimal places, for a total of 3, so 24 becomes 0.024. Before you submit, count the decimal places in EACH factor separately and add them together — that total is how many decimal places belong in your final answer.</w:t>
-      </w:r>
-    </w:p>
-    <w:p>
-      <w:pPr>
-        <w:spacing w:after="40" w:before="0"/>
-      </w:pPr>
-      <w:r>
-        <w:rPr>
-          <w:b/>
-          <w:bCs/>
-        </w:rPr>
-        <w:t xml:space="preserve">7. C. 156 boxes</w:t>
-      </w:r>
-    </w:p>
-    <w:p>
-      <w:pPr>
-        <w:spacing w:after="20" w:before="0"/>
-      </w:pPr>
-      <w:r>
-        <w:t xml:space="preserve">     2,184 ÷ 14 = 156. Check: 14 × 156 = 14 × 150 + 14 × 6 = 2,100 + 84 = 2,184.</w:t>
-      </w:r>
-    </w:p>
-    <w:p>
-      <w:pPr>
-        <w:spacing w:after="80" w:before="0"/>
-      </w:pPr>
-      <w:r>
-        <w:rPr>
-          <w:i/>
-          <w:iCs/>
-        </w:rPr>
-        <w:t xml:space="preserve">     Watch for: A common mistake in Multiply Decimals is counting decimal places from only one factor instead of adding the decimal places from BOTH factors. For example, in 0.4 × 0.06, a student multiplies 4 × 6 = 24, then places the decimal point using just one factor's place count (1 place), writing 0.24 instead of the correct answer: 0.4 has 1 decimal place and 0.06 has 2 decimal places, for a total of 3, so 24 becomes 0.024. Before you submit, count the decimal places in EACH factor separately and add them together — that total is how many decimal places belong in your final answer.</w:t>
-      </w:r>
-    </w:p>
-    <w:p>
-      <w:pPr>
-        <w:spacing w:after="40" w:before="0"/>
-      </w:pPr>
-      <w:r>
-        <w:rPr>
-          <w:b/>
-          <w:bCs/>
-        </w:rPr>
-        <w:t xml:space="preserve">8. (Lesson 2.6) Spot the Mistake in 2,058 ÷ 14</w:t>
-      </w:r>
-    </w:p>
-    <w:p>
-      <w:pPr>
-        <w:spacing w:after="20" w:before="0"/>
-      </w:pPr>
-      <w:r>
-        <w:t xml:space="preserve">     The mistake is in Step 4.</w:t>
-      </w:r>
-    </w:p>
-    <w:p>
-      <w:pPr>
-        <w:spacing w:after="20" w:before="0"/>
-      </w:pPr>
-      <w:r>
-        <w:t xml:space="preserve">     Correct work: The DIVIDE step in the last cycle chose a digit that is too big: 8 × 14 = 112 is more than the 98 you have to subtract from, and you can never subtract more than the working number. The right digit is 7, since 7 × 14 = 98 and 98 − 98 = 0. The quotient is 147 with remainder 0, and 14 × 147 = 2,058 rebuilds the dividend.</w:t>
-      </w:r>
-    </w:p>
-    <w:p>
-      <w:pPr>
-        <w:spacing w:after="80" w:before="0"/>
-      </w:pPr>
-      <w:r>
-        <w:t xml:space="preserve">     Watch for: The last DIVIDE step is where it breaks: the student wrote 8, but 8 × 14 = 112 is larger than the 98 they had to subtract from, so the difference came out negative. The largest digit that fits is 7, since 7 × 14 = 98 leaves 0, so the quotient is 147 and 14 × 147 = 2,058 checks out.</w:t>
-      </w:r>
-    </w:p>
-    <w:p>
-      <w:pPr>
-        <w:spacing w:after="40" w:before="0"/>
-      </w:pPr>
-      <w:r>
-        <w:rPr>
-          <w:b/>
-          <w:bCs/>
-        </w:rPr>
-        <w:t xml:space="preserve">9. C. 12 bottles</w:t>
-      </w:r>
-    </w:p>
-    <w:p>
-      <w:pPr>
-        <w:spacing w:after="20" w:before="0"/>
-      </w:pPr>
-      <w:r>
-        <w:t xml:space="preserve">     19.2 ÷ 1.6: multiply both by 10 → 192 ÷ 16 = 12 bottles.</w:t>
-      </w:r>
-    </w:p>
-    <w:p>
-      <w:pPr>
-        <w:spacing w:after="80" w:before="0"/>
-      </w:pPr>
-      <w:r>
-        <w:rPr>
-          <w:i/>
-          <w:iCs/>
-        </w:rPr>
-        <w:t xml:space="preserve">     Watch for: A common mistake in Multiply Decimals is counting decimal places from only one factor instead of adding the decimal places from BOTH factors. For example, in 0.4 × 0.06, a student multiplies 4 × 6 = 24, then places the decimal point using just one factor's place count (1 place), writing 0.24 instead of the correct answer: 0.4 has 1 decimal place and 0.06 has 2 decimal places, for a total of 3, so 24 becomes 0.024. Before you submit, count the decimal places in EACH factor separately and add them together — that total is how many decimal places belong in your final answer.</w:t>
-      </w:r>
-    </w:p>
-    <w:p>
-      <w:pPr>
-        <w:spacing w:after="40" w:before="0"/>
-      </w:pPr>
-      <w:r>
-        <w:rPr>
-          <w:b/>
-          <w:bCs/>
-        </w:rPr>
-        <w:t xml:space="preserve">10. (Lesson 2.7) Spot the Common Mistake</w:t>
-      </w:r>
-    </w:p>
-    <w:p>
-      <w:pPr>
-        <w:spacing w:after="20" w:before="0"/>
-      </w:pPr>
-      <w:r>
-        <w:t xml:space="preserve">     The mistake is in Step 3.</w:t>
-      </w:r>
-    </w:p>
-    <w:p>
-      <w:pPr>
-        <w:spacing w:after="20" w:before="0"/>
-      </w:pPr>
-      <w:r>
-        <w:t xml:space="preserve">     Correct work: Both numbers must move the SAME number of places — 2, not 1. 9.6 runs out of digits after one place, so you add a placeholder zero to move the second place: 9.6 → 96 → 960. The real problem is 960 ÷ 12 = 80, so 9.6 ÷ 0.12 = 80. Estimate to confirm: 0.12 is tiny, so many of them fit in 9.6 — the quotient must be large, not 8. Check: 80 × 0.12 = 9.6. ✓</w:t>
-      </w:r>
-    </w:p>
-    <w:p>
-      <w:pPr>
-        <w:spacing w:after="80" w:before="0"/>
-      </w:pPr>
-      <w:r>
-        <w:t xml:space="preserve">     Watch for: In the last step the dividend moved only 1 place while the divisor moved 2, so the two numbers no longer match. Adding a placeholder zero lets 9.6 move both places to 960, making the real problem 960 ÷ 12 = 80. That size is reasonable, because a great many 0.12s fit inside 9.6.</w:t>
       </w:r>
     </w:p>
     <w:sectPr>
